--- a/downloads/teacher/04 Units/Unit 04 - Environmental Design and Management - Spaces We Live In/Lesson 04.04 - Conserving Energy and Water the Home Energy Audit.docx
+++ b/downloads/teacher/04 Units/Unit 04 - Environmental Design and Management - Spaces We Live In/Lesson 04.04 - Conserving Energy and Water the Home Energy Audit.docx
@@ -292,23 +292,41 @@
       <w:r>
         <w:t xml:space="preserve">By the end of this lesson, students will be able to:</w:t>
       </w:r>
-      <w:r>
-        <w:t xml:space="preserve"> </w:t>
-      </w:r>
-      <w:r>
-        <w:t xml:space="preserve">1. (Low: remember or understand) Given the categories of home energy use and home water use, list the top three of each and define phantom load and conservation.</w:t>
-      </w:r>
-      <w:r>
-        <w:t xml:space="preserve"> </w:t>
-      </w:r>
-      <w:r>
-        <w:t xml:space="preserve">2. (Mid: apply or analyze) Given the wattage, hours, days, and price per kilowatt-hour, calculate the yearly cost of one bulb and the savings from switching to LED, and given gallons per day, calculate the yearly water lost to one dripping faucet.</w:t>
-      </w:r>
-      <w:r>
-        <w:t xml:space="preserve"> </w:t>
-      </w:r>
-      <w:r>
-        <w:t xml:space="preserve">3. (High: evaluate or create) Given an audit checklist, audit the classroom and a described home, then rank the ten cheapest fixes by yearly savings and justify the top three.</w:t>
+    </w:p>
+    <w:p>
+      <w:pPr>
+        <w:numPr>
+          <w:ilvl w:val="0"/>
+          <w:numId w:val="1002"/>
+        </w:numPr>
+        <w:pStyle w:val="Compact"/>
+      </w:pPr>
+      <w:r>
+        <w:t xml:space="preserve">(Low: remember or understand) Given the categories of home energy use and home water use, list the top three of each and define phantom load and conservation.</w:t>
+      </w:r>
+    </w:p>
+    <w:p>
+      <w:pPr>
+        <w:numPr>
+          <w:ilvl w:val="0"/>
+          <w:numId w:val="1002"/>
+        </w:numPr>
+        <w:pStyle w:val="Compact"/>
+      </w:pPr>
+      <w:r>
+        <w:t xml:space="preserve">(Mid: apply or analyze) Given the wattage, hours, days, and price per kilowatt-hour, calculate the yearly cost of one bulb and the savings from switching to LED, and given gallons per day, calculate the yearly water lost to one dripping faucet.</w:t>
+      </w:r>
+    </w:p>
+    <w:p>
+      <w:pPr>
+        <w:numPr>
+          <w:ilvl w:val="0"/>
+          <w:numId w:val="1002"/>
+        </w:numPr>
+        <w:pStyle w:val="Compact"/>
+      </w:pPr>
+      <w:r>
+        <w:t xml:space="preserve">(High: evaluate or create) Given an audit checklist, audit the classroom and a described home, then rank the ten cheapest fixes by yearly savings and justify the top three.</w:t>
       </w:r>
     </w:p>
     <w:p>
@@ -349,7 +367,7 @@
       <w:pPr>
         <w:numPr>
           <w:ilvl w:val="0"/>
-          <w:numId w:val="1002"/>
+          <w:numId w:val="1003"/>
         </w:numPr>
         <w:pStyle w:val="Compact"/>
       </w:pPr>
@@ -376,7 +394,7 @@
       <w:pPr>
         <w:numPr>
           <w:ilvl w:val="0"/>
-          <w:numId w:val="1002"/>
+          <w:numId w:val="1003"/>
         </w:numPr>
         <w:pStyle w:val="Compact"/>
       </w:pPr>
@@ -388,7 +406,7 @@
       <w:pPr>
         <w:numPr>
           <w:ilvl w:val="0"/>
-          <w:numId w:val="1002"/>
+          <w:numId w:val="1003"/>
         </w:numPr>
         <w:pStyle w:val="Compact"/>
       </w:pPr>
@@ -415,7 +433,7 @@
       <w:pPr>
         <w:numPr>
           <w:ilvl w:val="0"/>
-          <w:numId w:val="1002"/>
+          <w:numId w:val="1003"/>
         </w:numPr>
         <w:pStyle w:val="Compact"/>
       </w:pPr>
@@ -436,7 +454,7 @@
       <w:pPr>
         <w:numPr>
           <w:ilvl w:val="0"/>
-          <w:numId w:val="1002"/>
+          <w:numId w:val="1003"/>
         </w:numPr>
         <w:pStyle w:val="Compact"/>
       </w:pPr>
@@ -448,7 +466,7 @@
       <w:pPr>
         <w:numPr>
           <w:ilvl w:val="0"/>
-          <w:numId w:val="1002"/>
+          <w:numId w:val="1003"/>
         </w:numPr>
         <w:pStyle w:val="Compact"/>
       </w:pPr>
@@ -475,7 +493,7 @@
       <w:pPr>
         <w:numPr>
           <w:ilvl w:val="0"/>
-          <w:numId w:val="1002"/>
+          <w:numId w:val="1003"/>
         </w:numPr>
         <w:pStyle w:val="Compact"/>
       </w:pPr>
@@ -487,7 +505,7 @@
       <w:pPr>
         <w:numPr>
           <w:ilvl w:val="0"/>
-          <w:numId w:val="1002"/>
+          <w:numId w:val="1003"/>
         </w:numPr>
         <w:pStyle w:val="Compact"/>
       </w:pPr>
@@ -1286,49 +1304,85 @@
       <w:r>
         <w:t xml:space="preserve">Monitor understanding:</w:t>
       </w:r>
-      <w:r>
-        <w:t xml:space="preserve"> </w:t>
-      </w:r>
-      <w:r>
-        <w:t xml:space="preserve">- What is a kilowatt-hour? How many watt-hours is that?</w:t>
-      </w:r>
-      <w:r>
-        <w:t xml:space="preserve"> </w:t>
-      </w:r>
-      <w:r>
-        <w:t xml:space="preserve">- Name two phantom loads in this room right now.</w:t>
-      </w:r>
-      <w:r>
-        <w:t xml:space="preserve"> </w:t>
-      </w:r>
-      <w:r>
-        <w:t xml:space="preserve">- Which uses more water in a home, the toilet or the shower?</w:t>
-      </w:r>
-    </w:p>
-    <w:p>
-      <w:pPr>
-        <w:pStyle w:val="BodyText"/>
+    </w:p>
+    <w:p>
+      <w:pPr>
+        <w:numPr>
+          <w:ilvl w:val="0"/>
+          <w:numId w:val="1004"/>
+        </w:numPr>
+        <w:pStyle w:val="Compact"/>
+      </w:pPr>
+      <w:r>
+        <w:t xml:space="preserve">What is a kilowatt-hour? How many watt-hours is that?</w:t>
+      </w:r>
+    </w:p>
+    <w:p>
+      <w:pPr>
+        <w:numPr>
+          <w:ilvl w:val="0"/>
+          <w:numId w:val="1004"/>
+        </w:numPr>
+        <w:pStyle w:val="Compact"/>
+      </w:pPr>
+      <w:r>
+        <w:t xml:space="preserve">Name two phantom loads in this room right now.</w:t>
+      </w:r>
+    </w:p>
+    <w:p>
+      <w:pPr>
+        <w:numPr>
+          <w:ilvl w:val="0"/>
+          <w:numId w:val="1004"/>
+        </w:numPr>
+        <w:pStyle w:val="Compact"/>
+      </w:pPr>
+      <w:r>
+        <w:t xml:space="preserve">Which uses more water in a home, the toilet or the shower?</w:t>
+      </w:r>
+    </w:p>
+    <w:p>
+      <w:pPr>
+        <w:pStyle w:val="FirstParagraph"/>
       </w:pPr>
       <w:r>
         <w:t xml:space="preserve">Deepen learning:</w:t>
       </w:r>
-      <w:r>
-        <w:t xml:space="preserve"> </w:t>
-      </w:r>
-      <w:r>
-        <w:t xml:space="preserve">- The LED costs $3 more than the incandescent. How many months until it pays for itself? (About two, at $23 a year.) Why do people still buy the cheaper bulb?</w:t>
-      </w:r>
-      <w:r>
-        <w:t xml:space="preserve"> </w:t>
-      </w:r>
-      <w:r>
-        <w:t xml:space="preserve">- Who pays the electric bill in a rented apartment, and who chooses the appliances? What does that do to the landlord’s reasons to fix things?</w:t>
-      </w:r>
-      <w:r>
-        <w:t xml:space="preserve"> </w:t>
-      </w:r>
-      <w:r>
-        <w:t xml:space="preserve">- A family lowers the thermostat 7 degrees at night and saves 7 percent. Is the sweater</w:t>
+    </w:p>
+    <w:p>
+      <w:pPr>
+        <w:numPr>
+          <w:ilvl w:val="0"/>
+          <w:numId w:val="1005"/>
+        </w:numPr>
+        <w:pStyle w:val="Compact"/>
+      </w:pPr>
+      <w:r>
+        <w:t xml:space="preserve">The LED costs $3 more than the incandescent. How many months until it pays for itself? (About two, at $23 a year.) Why do people still buy the cheaper bulb?</w:t>
+      </w:r>
+    </w:p>
+    <w:p>
+      <w:pPr>
+        <w:numPr>
+          <w:ilvl w:val="0"/>
+          <w:numId w:val="1005"/>
+        </w:numPr>
+        <w:pStyle w:val="Compact"/>
+      </w:pPr>
+      <w:r>
+        <w:t xml:space="preserve">Who pays the electric bill in a rented apartment, and who chooses the appliances? What does that do to the landlord’s reasons to fix things?</w:t>
+      </w:r>
+    </w:p>
+    <w:p>
+      <w:pPr>
+        <w:numPr>
+          <w:ilvl w:val="0"/>
+          <w:numId w:val="1005"/>
+        </w:numPr>
+        <w:pStyle w:val="Compact"/>
+      </w:pPr>
+      <w:r>
+        <w:t xml:space="preserve">A family lowers the thermostat 7 degrees at night and saves 7 percent. Is the sweater</w:t>
       </w:r>
       <w:r>
         <w:t xml:space="preserve"> </w:t>
@@ -1539,7 +1593,7 @@
       <w:pPr>
         <w:numPr>
           <w:ilvl w:val="0"/>
-          <w:numId w:val="1003"/>
+          <w:numId w:val="1006"/>
         </w:numPr>
         <w:pStyle w:val="Compact"/>
       </w:pPr>
@@ -1576,7 +1630,7 @@
       <w:pPr>
         <w:numPr>
           <w:ilvl w:val="0"/>
-          <w:numId w:val="1003"/>
+          <w:numId w:val="1006"/>
         </w:numPr>
         <w:pStyle w:val="Compact"/>
       </w:pPr>
@@ -1588,7 +1642,7 @@
       <w:pPr>
         <w:numPr>
           <w:ilvl w:val="0"/>
-          <w:numId w:val="1003"/>
+          <w:numId w:val="1006"/>
         </w:numPr>
         <w:pStyle w:val="Compact"/>
       </w:pPr>
@@ -1600,7 +1654,7 @@
       <w:pPr>
         <w:numPr>
           <w:ilvl w:val="0"/>
-          <w:numId w:val="1003"/>
+          <w:numId w:val="1006"/>
         </w:numPr>
         <w:pStyle w:val="Compact"/>
       </w:pPr>
@@ -1612,7 +1666,7 @@
       <w:pPr>
         <w:numPr>
           <w:ilvl w:val="0"/>
-          <w:numId w:val="1003"/>
+          <w:numId w:val="1006"/>
         </w:numPr>
         <w:pStyle w:val="Compact"/>
       </w:pPr>
@@ -1624,7 +1678,7 @@
       <w:pPr>
         <w:numPr>
           <w:ilvl w:val="0"/>
-          <w:numId w:val="1003"/>
+          <w:numId w:val="1006"/>
         </w:numPr>
         <w:pStyle w:val="Compact"/>
       </w:pPr>
@@ -1952,7 +2006,7 @@
       <w:pPr>
         <w:numPr>
           <w:ilvl w:val="0"/>
-          <w:numId w:val="1004"/>
+          <w:numId w:val="1007"/>
         </w:numPr>
         <w:pStyle w:val="Compact"/>
       </w:pPr>
@@ -1976,7 +2030,7 @@
       <w:pPr>
         <w:numPr>
           <w:ilvl w:val="0"/>
-          <w:numId w:val="1004"/>
+          <w:numId w:val="1007"/>
         </w:numPr>
         <w:pStyle w:val="Compact"/>
       </w:pPr>
@@ -2000,7 +2054,7 @@
       <w:pPr>
         <w:numPr>
           <w:ilvl w:val="0"/>
-          <w:numId w:val="1004"/>
+          <w:numId w:val="1007"/>
         </w:numPr>
         <w:pStyle w:val="Compact"/>
       </w:pPr>
@@ -2012,7 +2066,7 @@
       <w:pPr>
         <w:numPr>
           <w:ilvl w:val="0"/>
-          <w:numId w:val="1004"/>
+          <w:numId w:val="1007"/>
         </w:numPr>
         <w:pStyle w:val="Compact"/>
       </w:pPr>
@@ -2036,7 +2090,7 @@
       <w:pPr>
         <w:numPr>
           <w:ilvl w:val="0"/>
-          <w:numId w:val="1004"/>
+          <w:numId w:val="1007"/>
         </w:numPr>
         <w:pStyle w:val="Compact"/>
       </w:pPr>
@@ -2069,7 +2123,7 @@
       <w:pPr>
         <w:numPr>
           <w:ilvl w:val="0"/>
-          <w:numId w:val="1004"/>
+          <w:numId w:val="1007"/>
         </w:numPr>
         <w:pStyle w:val="Compact"/>
       </w:pPr>
@@ -2127,7 +2181,7 @@
       <w:pPr>
         <w:numPr>
           <w:ilvl w:val="0"/>
-          <w:numId w:val="1005"/>
+          <w:numId w:val="1008"/>
         </w:numPr>
         <w:pStyle w:val="Compact"/>
       </w:pPr>
@@ -2139,7 +2193,7 @@
       <w:pPr>
         <w:numPr>
           <w:ilvl w:val="0"/>
-          <w:numId w:val="1005"/>
+          <w:numId w:val="1008"/>
         </w:numPr>
         <w:pStyle w:val="Compact"/>
       </w:pPr>
@@ -2169,7 +2223,7 @@
       <w:pPr>
         <w:numPr>
           <w:ilvl w:val="0"/>
-          <w:numId w:val="1005"/>
+          <w:numId w:val="1008"/>
         </w:numPr>
         <w:pStyle w:val="Compact"/>
       </w:pPr>
@@ -2181,7 +2235,7 @@
       <w:pPr>
         <w:numPr>
           <w:ilvl w:val="0"/>
-          <w:numId w:val="1005"/>
+          <w:numId w:val="1008"/>
         </w:numPr>
         <w:pStyle w:val="Compact"/>
       </w:pPr>
@@ -2193,7 +2247,7 @@
       <w:pPr>
         <w:numPr>
           <w:ilvl w:val="0"/>
-          <w:numId w:val="1005"/>
+          <w:numId w:val="1008"/>
         </w:numPr>
         <w:pStyle w:val="Compact"/>
       </w:pPr>
@@ -2223,7 +2277,7 @@
       <w:pPr>
         <w:numPr>
           <w:ilvl w:val="0"/>
-          <w:numId w:val="1005"/>
+          <w:numId w:val="1008"/>
         </w:numPr>
         <w:pStyle w:val="Compact"/>
       </w:pPr>
@@ -2519,6 +2573,118 @@
       </w:pPr>
     </w:lvl>
   </w:abstractNum>
+  <w:abstractNum w:abstractNumId="99411">
+    <w:nsid w:val="71315dca"/>
+    <w:multiLevelType w:val="multilevel"/>
+    <w:lvl w:ilvl="0">
+      <w:start w:val="1"/>
+      <w:numFmt w:val="decimal"/>
+      <w:lvlText w:val="%1."/>
+      <w:lvlJc w:val="left"/>
+      <w:pPr>
+        <w:tabs>
+          <w:tab w:val="num" w:pos="0"/>
+        </w:tabs>
+        <w:ind w:left="480" w:hanging="480"/>
+      </w:pPr>
+    </w:lvl>
+    <w:lvl w:ilvl="1">
+      <w:start w:val="1"/>
+      <w:numFmt w:val="decimal"/>
+      <w:lvlText w:val="%2."/>
+      <w:lvlJc w:val="left"/>
+      <w:pPr>
+        <w:tabs>
+          <w:tab w:val="num" w:pos="720"/>
+        </w:tabs>
+        <w:ind w:left="1200" w:hanging="480"/>
+      </w:pPr>
+    </w:lvl>
+    <w:lvl w:ilvl="2">
+      <w:start w:val="1"/>
+      <w:numFmt w:val="decimal"/>
+      <w:lvlText w:val="%3."/>
+      <w:lvlJc w:val="left"/>
+      <w:pPr>
+        <w:tabs>
+          <w:tab w:val="num" w:pos="1440"/>
+        </w:tabs>
+        <w:ind w:left="1920" w:hanging="480"/>
+      </w:pPr>
+    </w:lvl>
+    <w:lvl w:ilvl="3">
+      <w:start w:val="1"/>
+      <w:numFmt w:val="decimal"/>
+      <w:lvlText w:val="%4."/>
+      <w:lvlJc w:val="left"/>
+      <w:pPr>
+        <w:tabs>
+          <w:tab w:val="num" w:pos="2160"/>
+        </w:tabs>
+        <w:ind w:left="2640" w:hanging="480"/>
+      </w:pPr>
+    </w:lvl>
+    <w:lvl w:ilvl="4">
+      <w:start w:val="1"/>
+      <w:numFmt w:val="decimal"/>
+      <w:lvlText w:val="%5."/>
+      <w:lvlJc w:val="left"/>
+      <w:pPr>
+        <w:tabs>
+          <w:tab w:val="num" w:pos="2880"/>
+        </w:tabs>
+        <w:ind w:left="3360" w:hanging="480"/>
+      </w:pPr>
+    </w:lvl>
+    <w:lvl w:ilvl="5">
+      <w:start w:val="1"/>
+      <w:numFmt w:val="decimal"/>
+      <w:lvlText w:val="%6."/>
+      <w:lvlJc w:val="left"/>
+      <w:pPr>
+        <w:tabs>
+          <w:tab w:val="num" w:pos="3600"/>
+        </w:tabs>
+        <w:ind w:left="4080" w:hanging="480"/>
+      </w:pPr>
+    </w:lvl>
+    <w:lvl w:ilvl="6">
+      <w:start w:val="1"/>
+      <w:numFmt w:val="decimal"/>
+      <w:lvlText w:val="%7."/>
+      <w:lvlJc w:val="left"/>
+      <w:pPr>
+        <w:tabs>
+          <w:tab w:val="num" w:pos="4320"/>
+        </w:tabs>
+        <w:ind w:left="4800" w:hanging="480"/>
+      </w:pPr>
+    </w:lvl>
+    <w:lvl w:ilvl="7">
+      <w:start w:val="1"/>
+      <w:numFmt w:val="decimal"/>
+      <w:lvlText w:val="%8."/>
+      <w:lvlJc w:val="left"/>
+      <w:pPr>
+        <w:tabs>
+          <w:tab w:val="num" w:pos="5040"/>
+        </w:tabs>
+        <w:ind w:left="5520" w:hanging="480"/>
+      </w:pPr>
+    </w:lvl>
+    <w:lvl w:ilvl="8">
+      <w:start w:val="1"/>
+      <w:numFmt w:val="decimal"/>
+      <w:lvlText w:val="%9."/>
+      <w:lvlJc w:val="left"/>
+      <w:pPr>
+        <w:tabs>
+          <w:tab w:val="num" w:pos="5760"/>
+        </w:tabs>
+        <w:ind w:left="6240" w:hanging="480"/>
+      </w:pPr>
+    </w:lvl>
+  </w:abstractNum>
   <w:num w:numId="1000">
     <w:abstractNumId w:val="990"/>
   </w:num>
@@ -2526,7 +2692,34 @@
     <w:abstractNumId w:val="991"/>
   </w:num>
   <w:num w:numId="1002">
-    <w:abstractNumId w:val="991"/>
+    <w:abstractNumId w:val="99411"/>
+    <w:lvlOverride w:ilvl="0">
+      <w:startOverride w:val="1"/>
+    </w:lvlOverride>
+    <w:lvlOverride w:ilvl="1">
+      <w:startOverride w:val="1"/>
+    </w:lvlOverride>
+    <w:lvlOverride w:ilvl="2">
+      <w:startOverride w:val="1"/>
+    </w:lvlOverride>
+    <w:lvlOverride w:ilvl="3">
+      <w:startOverride w:val="1"/>
+    </w:lvlOverride>
+    <w:lvlOverride w:ilvl="4">
+      <w:startOverride w:val="1"/>
+    </w:lvlOverride>
+    <w:lvlOverride w:ilvl="5">
+      <w:startOverride w:val="1"/>
+    </w:lvlOverride>
+    <w:lvlOverride w:ilvl="6">
+      <w:startOverride w:val="1"/>
+    </w:lvlOverride>
+    <w:lvlOverride w:ilvl="7">
+      <w:startOverride w:val="1"/>
+    </w:lvlOverride>
+    <w:lvlOverride w:ilvl="8">
+      <w:startOverride w:val="1"/>
+    </w:lvlOverride>
   </w:num>
   <w:num w:numId="1003">
     <w:abstractNumId w:val="991"/>
@@ -2535,6 +2728,15 @@
     <w:abstractNumId w:val="991"/>
   </w:num>
   <w:num w:numId="1005">
+    <w:abstractNumId w:val="991"/>
+  </w:num>
+  <w:num w:numId="1006">
+    <w:abstractNumId w:val="991"/>
+  </w:num>
+  <w:num w:numId="1007">
+    <w:abstractNumId w:val="991"/>
+  </w:num>
+  <w:num w:numId="1008">
     <w:abstractNumId w:val="991"/>
   </w:num>
 </w:numbering>

--- a/downloads/teacher/04 Units/Unit 04 - Environmental Design and Management - Spaces We Live In/Lesson 04.04 - Conserving Energy and Water the Home Energy Audit.docx
+++ b/downloads/teacher/04 Units/Unit 04 - Environmental Design and Management - Spaces We Live In/Lesson 04.04 - Conserving Energy and Water the Home Energy Audit.docx
@@ -438,16 +438,7 @@
         <w:pStyle w:val="Compact"/>
       </w:pPr>
       <w:r>
-        <w:t xml:space="preserve">A plug-in electricity meter (about $20)</w:t>
-      </w:r>
-      <w:r>
-        <w:t xml:space="preserve"> </w:t>
-      </w:r>
-      <w:r>
-        <w:rPr>
-          <w:rStyle w:val="TeacherNote"/>
-        </w:rPr>
-        <w:t xml:space="preserve">[Sal: optional; if you have one, plug the classroom’s phone charger or a laptop charger into it during Day 1 Step 1 and read the standby watts; students believe a number they watched]</w:t>
+        <w:t xml:space="preserve">A plug-in electricity meter (about $20), optional</w:t>
       </w:r>
     </w:p>
     <w:p>
@@ -1973,24 +1964,6 @@
       <w:r>
         <w:t xml:space="preserve">question; FACS keeps the money. Community: the local utility often runs a free home energy audit program and a school outreach kit with meters and LED bulbs.</w:t>
       </w:r>
-      <w:r>
-        <w:t xml:space="preserve"> </w:t>
-      </w:r>
-      <w:r>
-        <w:rPr>
-          <w:rStyle w:val="TeacherNote"/>
-        </w:rPr>
-        <w:t xml:space="preserve">[Sal: name the utility and ask for the kit; PSEG Long Island and National Grid both have school programs on Long Island.]</w:t>
-      </w:r>
-      <w:r>
-        <w:t xml:space="preserve"> </w:t>
-      </w:r>
-      <w:r>
-        <w:rPr>
-          <w:rStyle w:val="TeacherNote"/>
-        </w:rPr>
-        <w:t xml:space="preserve">[Sal: your zero-energy home project from Penn State belongs on Day 1 between Step 1 and Step 2. Two minutes: what a zero-energy home is, what it cost, what surprised you. Students remember a story better than a pie chart.]</w:t>
-      </w:r>
     </w:p>
     <w:p>
       <w:pPr>
@@ -2109,15 +2082,6 @@
       <w:r>
         <w:t xml:space="preserve">”</w:t>
       </w:r>
-      <w:r>
-        <w:t xml:space="preserve"> </w:t>
-      </w:r>
-      <w:r>
-        <w:rPr>
-          <w:rStyle w:val="TeacherNote"/>
-        </w:rPr>
-        <w:t xml:space="preserve">[Sal: check the price per kWh against a current local bill; $0.25 is a Long Island working figure and changes.]</w:t>
-      </w:r>
     </w:p>
     <w:p>
       <w:pPr>
@@ -2128,7 +2092,7 @@
         <w:pStyle w:val="Compact"/>
       </w:pPr>
       <w:r>
-        <w:t xml:space="preserve">Sal’s own materials: the</w:t>
+        <w:t xml:space="preserve">My own materials: my</w:t>
       </w:r>
       <w:r>
         <w:t xml:space="preserve"> </w:t>
@@ -2146,7 +2110,7 @@
         <w:t xml:space="preserve"> </w:t>
       </w:r>
       <w:r>
-        <w:t xml:space="preserve">Brentwood packet supplied the</w:t>
+        <w:t xml:space="preserve">packet supplied the</w:t>
       </w:r>
       <w:r>
         <w:t xml:space="preserve"> </w:t>
@@ -2164,7 +2128,7 @@
         <w:t xml:space="preserve"> </w:t>
       </w:r>
       <w:r>
-        <w:t xml:space="preserve">idea; the ClassroomStreet utility expense line is where students see the bill again in Unit 2.</w:t>
+        <w:t xml:space="preserve">idea; the ClassroomStreet utility expense line in Unit 2 is where students first saw the bill.</w:t>
       </w:r>
     </w:p>
     <w:p>
@@ -2271,21 +2235,6 @@
       </w:r>
       <w:r>
         <w:t xml:space="preserve">question that comes back in the Design a Room budget.</w:t>
-      </w:r>
-    </w:p>
-    <w:p>
-      <w:pPr>
-        <w:numPr>
-          <w:ilvl w:val="0"/>
-          <w:numId w:val="1008"/>
-        </w:numPr>
-        <w:pStyle w:val="Compact"/>
-      </w:pPr>
-      <w:r>
-        <w:rPr>
-          <w:rStyle w:val="TeacherNote"/>
-        </w:rPr>
-        <w:t xml:space="preserve">[Sal: your zero-energy home project. Tell it. Two minutes, Day 1.]</w:t>
       </w:r>
     </w:p>
     <w:sectPr>
